--- a/GSYFIFA2026/Reset Results and Bets.docx
+++ b/GSYFIFA2026/Reset Results and Bets.docx
@@ -12,6 +12,88 @@
         <w:t># Wipe everything — results AND all bets</w:t>
       </w:r>
     </w:p>
+    <w:p>
+      <w:proofErr w:type="spellStart"/>
+      <w:r>
+        <w:t>sudo</w:t>
+      </w:r>
+      <w:proofErr w:type="spellEnd"/>
+      <w:r>
+        <w:t xml:space="preserve"> </w:t>
+      </w:r>
+      <w:r>
+        <w:t>cp</w:t>
+      </w:r>
+      <w:r>
+        <w:t xml:space="preserve"> /opt/gsyfifa2026/</w:t>
+      </w:r>
+      <w:proofErr w:type="spellStart"/>
+      <w:r>
+        <w:t>results.json</w:t>
+      </w:r>
+      <w:proofErr w:type="spellEnd"/>
+      <w:r>
+        <w:t xml:space="preserve"> </w:t>
+      </w:r>
+      <w:r>
+        <w:t>/home/</w:t>
+      </w:r>
+      <w:proofErr w:type="spellStart"/>
+      <w:r>
+        <w:t>serverlab</w:t>
+      </w:r>
+      <w:proofErr w:type="spellEnd"/>
+      <w:r>
+        <w:t>/FIFA2026BETS</w:t>
+      </w:r>
+    </w:p>
+    <w:p>
+      <w:proofErr w:type="spellStart"/>
+      <w:r>
+        <w:t>sudo</w:t>
+      </w:r>
+      <w:proofErr w:type="spellEnd"/>
+      <w:r>
+        <w:t xml:space="preserve"> </w:t>
+      </w:r>
+      <w:r>
+        <w:t>cp</w:t>
+      </w:r>
+      <w:r>
+        <w:t xml:space="preserve"> </w:t>
+      </w:r>
+      <w:proofErr w:type="gramStart"/>
+      <w:r>
+        <w:t>/opt/gsyfifa2026/</w:t>
+      </w:r>
+      <w:proofErr w:type="spellStart"/>
+      <w:r>
+        <w:t>bets.json</w:t>
+      </w:r>
+      <w:proofErr w:type="spellEnd"/>
+      <w:r>
+        <w:t xml:space="preserve"> </w:t>
+      </w:r>
+      <w:r>
+        <w:t xml:space="preserve"> </w:t>
+      </w:r>
+      <w:r>
+        <w:t>/</w:t>
+      </w:r>
+      <w:proofErr w:type="gramEnd"/>
+      <w:r>
+        <w:t>home/</w:t>
+      </w:r>
+      <w:proofErr w:type="spellStart"/>
+      <w:r>
+        <w:t>serverlab</w:t>
+      </w:r>
+      <w:proofErr w:type="spellEnd"/>
+      <w:r>
+        <w:t>/FIFA2026BETS</w:t>
+      </w:r>
+    </w:p>
+    <w:p/>
     <w:p>
       <w:proofErr w:type="spellStart"/>
       <w:r>
@@ -732,6 +814,7 @@
   <w:style w:type="character" w:default="1" w:styleId="Fontepargpadro">
     <w:name w:val="Default Paragraph Font"/>
     <w:uiPriority w:val="1"/>
+    <w:semiHidden/>
     <w:unhideWhenUsed/>
   </w:style>
   <w:style w:type="table" w:default="1" w:styleId="Tabelanormal">
